--- a/web-lanjut/week-4/Week2-EloquentORM.docx
+++ b/web-lanjut/week-4/Week2-EloquentORM.docx
@@ -2190,6 +2190,16 @@
           <w:noProof/>
           <w:color w:val="000000" w:themeColor="text1"/>
         </w:rPr>
+        <w:softHyphen/>
+      </w:r>
+      <w:r>
+        <w:rPr>
+          <w:rFonts w:ascii="Times New Roman" w:hAnsi="Times New Roman" w:cs="Times New Roman"/>
+          <w:b/>
+          <w:bCs/>
+          <w:noProof/>
+          <w:color w:val="000000" w:themeColor="text1"/>
+        </w:rPr>
         <w:drawing>
           <wp:inline distT="0" distB="0" distL="0" distR="0" wp14:anchorId="392DE094" wp14:editId="55F53C45">
             <wp:extent cx="3758184" cy="2199100"/>
@@ -8356,9 +8366,6 @@
         <w:jc w:val="both"/>
         <w:rPr>
           <w:rFonts w:ascii="Times New Roman" w:hAnsi="Times New Roman" w:cs="Times New Roman"/>
-          <w:b/>
-          <w:bCs/>
-          <w:color w:val="000000" w:themeColor="text1"/>
         </w:rPr>
       </w:pPr>
       <w:r>
@@ -8536,6 +8543,79 @@
           <w:rFonts w:ascii="Times New Roman" w:hAnsi="Times New Roman" w:cs="Times New Roman"/>
         </w:rPr>
         <w:t xml:space="preserve"> relationship. Each row includes options to delete or update the user using a form with a DELETE request and a link to the update page.</w:t>
+      </w:r>
+    </w:p>
+    <w:p>
+      <w:pPr>
+        <w:pStyle w:val="ListParagraph"/>
+        <w:spacing w:line="360" w:lineRule="auto"/>
+        <w:jc w:val="both"/>
+        <w:rPr>
+          <w:rFonts w:ascii="Times New Roman" w:hAnsi="Times New Roman" w:cs="Times New Roman"/>
+        </w:rPr>
+      </w:pPr>
+    </w:p>
+    <w:p>
+      <w:pPr>
+        <w:pStyle w:val="ListParagraph"/>
+        <w:spacing w:line="360" w:lineRule="auto"/>
+        <w:jc w:val="center"/>
+        <w:rPr>
+          <w:rFonts w:ascii="Times New Roman" w:hAnsi="Times New Roman" w:cs="Times New Roman"/>
+          <w:b/>
+          <w:bCs/>
+          <w:color w:val="000000" w:themeColor="text1"/>
+        </w:rPr>
+      </w:pPr>
+      <w:r>
+        <w:rPr>
+          <w:rFonts w:ascii="Times New Roman" w:hAnsi="Times New Roman" w:cs="Times New Roman"/>
+          <w:b/>
+          <w:bCs/>
+          <w:noProof/>
+          <w:color w:val="000000" w:themeColor="text1"/>
+        </w:rPr>
+        <w:drawing>
+          <wp:inline distT="0" distB="0" distL="0" distR="0" wp14:anchorId="36BCD7B2" wp14:editId="609C95CF">
+            <wp:extent cx="4991100" cy="889000"/>
+            <wp:effectExtent l="0" t="0" r="0" b="0"/>
+            <wp:docPr id="345296550" name="Picture 55" descr="A black background with white text&#10;&#10;AI-generated content may be incorrect."/>
+            <wp:cNvGraphicFramePr>
+              <a:graphicFrameLocks xmlns:a="http://schemas.openxmlformats.org/drawingml/2006/main" noChangeAspect="1"/>
+            </wp:cNvGraphicFramePr>
+            <a:graphic xmlns:a="http://schemas.openxmlformats.org/drawingml/2006/main">
+              <a:graphicData uri="http://schemas.openxmlformats.org/drawingml/2006/picture">
+                <pic:pic xmlns:pic="http://schemas.openxmlformats.org/drawingml/2006/picture">
+                  <pic:nvPicPr>
+                    <pic:cNvPr id="345296550" name="Picture 55" descr="A black background with white text&#10;&#10;AI-generated content may be incorrect."/>
+                    <pic:cNvPicPr/>
+                  </pic:nvPicPr>
+                  <pic:blipFill>
+                    <a:blip r:embed="rId58">
+                      <a:extLst>
+                        <a:ext uri="{28A0092B-C50C-407E-A947-70E740481C1C}">
+                          <a14:useLocalDpi xmlns:a14="http://schemas.microsoft.com/office/drawing/2010/main" val="0"/>
+                        </a:ext>
+                      </a:extLst>
+                    </a:blip>
+                    <a:stretch>
+                      <a:fillRect/>
+                    </a:stretch>
+                  </pic:blipFill>
+                  <pic:spPr>
+                    <a:xfrm>
+                      <a:off x="0" y="0"/>
+                      <a:ext cx="4991100" cy="889000"/>
+                    </a:xfrm>
+                    <a:prstGeom prst="rect">
+                      <a:avLst/>
+                    </a:prstGeom>
+                  </pic:spPr>
+                </pic:pic>
+              </a:graphicData>
+            </a:graphic>
+          </wp:inline>
+        </w:drawing>
       </w:r>
     </w:p>
     <w:p/>
